--- a/docs/5. Documentacion Modular/03_Configuracion_Version_Cliente.docx
+++ b/docs/5. Documentacion Modular/03_Configuracion_Version_Cliente.docx
@@ -12,7 +12,7 @@
           <w:color w:val="0B2545"/>
           <w:sz w:val="40"/>
         </w:rPr>
-        <w:t>Configuracion del Sistema - Version Cliente</w:t>
+        <w:t>Configuración del Sistema - Versión Cliente</w:t>
       </w:r>
     </w:p>
     <w:p>
@@ -23,7 +23,7 @@
         <w:rPr>
           <w:color w:val="5A5A5A"/>
         </w:rPr>
-        <w:t>Guia funcional completa para uso, flujo, reglas, auditorias y capturas del modulo.</w:t>
+        <w:t>Guia funcional completa para uso, flujo, reglas, auditorias y capturas del módulo.</w:t>
       </w:r>
     </w:p>
     <w:tbl>
@@ -89,7 +89,7 @@
               <w:rPr>
                 <w:sz w:val="18"/>
               </w:rPr>
-              <w:t>Modulo</w:t>
+              <w:t>Módulo</w:t>
             </w:r>
           </w:p>
         </w:tc>
@@ -103,7 +103,7 @@
               <w:rPr>
                 <w:sz w:val="18"/>
               </w:rPr>
-              <w:t>Configuracion del Sistema</w:t>
+              <w:t>Configuración del Sistema</w:t>
             </w:r>
           </w:p>
         </w:tc>
@@ -155,7 +155,7 @@
               <w:rPr>
                 <w:sz w:val="18"/>
               </w:rPr>
-              <w:t>Version</w:t>
+              <w:t>Versión</w:t>
             </w:r>
           </w:p>
         </w:tc>
@@ -235,7 +235,7 @@
               <w:rPr>
                 <w:sz w:val="18"/>
               </w:rPr>
-              <w:t>Version full generada en Word; lista para aprobacion del usuario.</w:t>
+              <w:t>Versión full generada en Word; lista para aprobación del usuario.</w:t>
             </w:r>
           </w:p>
         </w:tc>
@@ -254,7 +254,7 @@
               <w:rPr>
                 <w:sz w:val="18"/>
               </w:rPr>
-              <w:t>Aprobacion</w:t>
+              <w:t>Aprobación</w:t>
             </w:r>
           </w:p>
         </w:tc>
@@ -268,7 +268,7 @@
               <w:rPr>
                 <w:sz w:val="18"/>
               </w:rPr>
-              <w:t>Pendiente de revision/firma del usuario responsable.</w:t>
+              <w:t>Pendiente de revisión/firma del usuario responsable.</w:t>
             </w:r>
           </w:p>
         </w:tc>
@@ -318,7 +318,7 @@
     </w:p>
     <w:p>
       <w:r>
-        <w:t>Documentar el uso operativo del modulo Configuracion del Sist</w:t>
+        <w:t>Documentar el uso operativo del módulo Configuración del Sist</w:t>
       </w:r>
       <w:r>
         <w:t>ema desde la perspectiva del usuario final autorizado.</w:t>
@@ -337,7 +337,7 @@
         <w:pStyle w:val="Listaconnmeros"/>
       </w:pPr>
       <w:r>
-        <w:t>Abrir configuracion del sistema.</w:t>
+        <w:t>Abrir configuración del sistema.</w:t>
       </w:r>
     </w:p>
     <w:p>
@@ -353,7 +353,7 @@
         <w:pStyle w:val="Listaconnmeros"/>
       </w:pPr>
       <w:r>
-        <w:t>Administrar slides de login e imagenes.</w:t>
+        <w:t>Administrar slides de login e imágenes.</w:t>
       </w:r>
     </w:p>
     <w:p>
@@ -420,7 +420,7 @@
                 <w:b/>
                 <w:sz w:val="18"/>
               </w:rPr>
-              <w:t>Modulo</w:t>
+              <w:t>Módulo</w:t>
             </w:r>
           </w:p>
         </w:tc>
@@ -436,7 +436,7 @@
                 <w:b/>
                 <w:sz w:val="18"/>
               </w:rPr>
-              <w:t>Proteccion</w:t>
+              <w:t>Protección</w:t>
             </w:r>
           </w:p>
         </w:tc>
@@ -455,7 +455,7 @@
               <w:rPr>
                 <w:sz w:val="18"/>
               </w:rPr>
-              <w:t>/configuracion</w:t>
+              <w:t>/configuración</w:t>
             </w:r>
           </w:p>
         </w:tc>
@@ -469,7 +469,7 @@
               <w:rPr>
                 <w:sz w:val="18"/>
               </w:rPr>
-              <w:t>Modulo 3</w:t>
+              <w:t>Módulo 3</w:t>
             </w:r>
           </w:p>
         </w:tc>
@@ -546,7 +546,7 @@
                 <w:b/>
                 <w:sz w:val="18"/>
               </w:rPr>
-              <w:t>Metodo</w:t>
+              <w:t>Método</w:t>
             </w:r>
           </w:p>
         </w:tc>
@@ -611,7 +611,7 @@
               <w:rPr>
                 <w:sz w:val="18"/>
               </w:rPr>
-              <w:t>/api/configuracion/sistema</w:t>
+              <w:t>/api/configuración/sistema</w:t>
             </w:r>
           </w:p>
         </w:tc>
@@ -625,7 +625,7 @@
               <w:rPr>
                 <w:sz w:val="18"/>
               </w:rPr>
-              <w:t>Obtener configuracion</w:t>
+              <w:t>Obtener configuración</w:t>
             </w:r>
           </w:p>
         </w:tc>
@@ -658,7 +658,7 @@
               <w:rPr>
                 <w:sz w:val="18"/>
               </w:rPr>
-              <w:t>/api/configuracion/sistema</w:t>
+              <w:t>/api/configuración/sistema</w:t>
             </w:r>
           </w:p>
         </w:tc>
@@ -672,7 +672,7 @@
               <w:rPr>
                 <w:sz w:val="18"/>
               </w:rPr>
-              <w:t>Guardar configuracion</w:t>
+              <w:t>Guardar configuración</w:t>
             </w:r>
           </w:p>
         </w:tc>
@@ -705,7 +705,7 @@
               <w:rPr>
                 <w:sz w:val="18"/>
               </w:rPr>
-              <w:t>/api/configuracion/slides</w:t>
+              <w:t>/api/configuración/slides</w:t>
             </w:r>
           </w:p>
         </w:tc>
@@ -752,7 +752,7 @@
               <w:rPr>
                 <w:sz w:val="18"/>
               </w:rPr>
-              <w:t>/api/configuracion/slides</w:t>
+              <w:t>/api/configuración/slides</w:t>
             </w:r>
           </w:p>
         </w:tc>
@@ -799,7 +799,7 @@
               <w:rPr>
                 <w:sz w:val="18"/>
               </w:rPr>
-              <w:t>/api/configuracion/slides/{id}</w:t>
+              <w:t>/api/configuración/slides/{id}</w:t>
             </w:r>
           </w:p>
         </w:tc>
@@ -846,7 +846,7 @@
               <w:rPr>
                 <w:sz w:val="18"/>
               </w:rPr>
-              <w:t>/api/configuracion/slides/{id}</w:t>
+              <w:t>/api/configuración/slides/{id}</w:t>
             </w:r>
           </w:p>
         </w:tc>
@@ -893,7 +893,7 @@
               <w:rPr>
                 <w:sz w:val="18"/>
               </w:rPr>
-              <w:t>/api/configuracion/slides/upload</w:t>
+              <w:t>/api/configuración/slides/upload</w:t>
             </w:r>
           </w:p>
         </w:tc>
@@ -978,7 +978,7 @@
         <w:pStyle w:val="Listaconvietas"/>
       </w:pPr>
       <w:r>
-        <w:t>Toda modificacion critica exige permisos de modulo 3.</w:t>
+        <w:t>Toda modificacion crítica exige permisos de módulo 3.</w:t>
       </w:r>
     </w:p>
     <w:p>
@@ -997,7 +997,7 @@
         <w:pStyle w:val="Listaconvietas"/>
       </w:pPr>
       <w:r>
-        <w:t>Cambio de configuracion</w:t>
+        <w:t>Cambio de configuración</w:t>
       </w:r>
     </w:p>
     <w:p>
@@ -1005,7 +1005,7 @@
         <w:pStyle w:val="Listaconvietas"/>
       </w:pPr>
       <w:r>
-        <w:t>Creacion/edicion/eliminacion de slide</w:t>
+        <w:t>Creación/edición/eliminación de slide</w:t>
       </w:r>
     </w:p>
     <w:p>
@@ -1081,7 +1081,7 @@
           <w:color w:val="5A5A5A"/>
           <w:sz w:val="18"/>
         </w:rPr>
-        <w:t>Captura actualizada del modulo Configuracion del Sistema tomada desde build local del frontend.</w:t>
+        <w:t>Captura actualizada del módulo Configuración del Sistema tomada desde build local del frontend.</w:t>
       </w:r>
     </w:p>
     <w:p>
@@ -1108,7 +1108,7 @@
         <w:pStyle w:val="Listaconvietas"/>
       </w:pPr>
       <w:r>
-        <w:t>Registrar aprobacion formal del usuario responsable en el control documental.</w:t>
+        <w:t>Registrar aprobación formal del usuario responsable en el control documental.</w:t>
       </w:r>
     </w:p>
     <w:sectPr>
@@ -1160,14 +1160,14 @@
         <w:color w:val="646464"/>
         <w:sz w:val="16"/>
       </w:rPr>
-      <w:t xml:space="preserve">Configuracion del </w:t>
+      <w:t xml:space="preserve">Configuración del </w:t>
     </w:r>
     <w:r>
       <w:rPr>
         <w:color w:val="646464"/>
         <w:sz w:val="16"/>
       </w:rPr>
-      <w:t>Sistema - Version Cliente | Version 1.0 | 30/06/2026</w:t>
+      <w:t>Sistema - Versión Cliente | Versión 1.0 | 30/06/2026</w:t>
     </w:r>
   </w:p>
 </w:ftr>
@@ -1210,7 +1210,7 @@
         <w:color w:val="646464"/>
         <w:sz w:val="16"/>
       </w:rPr>
-      <w:t>SGRLA-IHSS | Documentacion modular</w:t>
+      <w:t>SGRLA-IHSS | Documentación modular</w:t>
     </w:r>
   </w:p>
 </w:hdr>
